--- a/抽離教學_數學/初三數學/融合班講義練習/10_圓冪定理與兩圓的公切線/練習_圓冪定理與兩圓的公切線_融合版.docx
+++ b/抽離教學_數學/初三數學/融合班講義練習/10_圓冪定理與兩圓的公切線/練習_圓冪定理與兩圓的公切線_融合版.docx
@@ -896,14 +896,8 @@
     </w:p>
     <w:p>
       <w:pPr>
-        <w:spacing w:line="360" w:lineRule="auto"/>
-      </w:pPr>
-      <w:r>
-        <w:br w:type="page"/>
-      </w:r>
-    </w:p>
-    <w:p>
-      <w:pPr>
+        <w:pageBreakBefore/>
+        <w:keepNext/>
         <w:spacing w:line="360" w:lineRule="auto" w:after="80"/>
         <w:jc w:val="left"/>
       </w:pPr>
@@ -915,6 +909,438 @@
           <w:sz w:val="28"/>
           <w:szCs w:val="28"/>
         </w:rPr>
+        <w:t xml:space="preserve">四、公切線長度</w:t>
+      </w:r>
+    </w:p>
+    <w:p>
+      <w:pPr>
+        <w:spacing w:line="360" w:lineRule="auto" w:after="80"/>
+        <w:shd w:val="clear" w:color="auto" w:fill="F0F0F0"/>
+        <w:pBdr>
+          <w:left w:val="single" w:sz="18" w:space="8" w:color="555555"/>
+        </w:pBdr>
+        <w:jc w:val="left"/>
+      </w:pPr>
+      <w:r>
+        <w:rPr>
+          <w:rFonts w:ascii="Calibri" w:hAnsi="Calibri" w:eastAsia="微軟正黑體"/>
+          <w:sz w:val="24"/>
+          <w:szCs w:val="24"/>
+        </w:rPr>
+        <w:t xml:space="preserve">提示：外公切線長 </w:t>
+      </w:r>
+      <m:oMath>
+        <m:r>
+          <m:t xml:space="preserve">L</m:t>
+        </m:r>
+        <m:r>
+          <m:t xml:space="preserve">=</m:t>
+        </m:r>
+        <m:rad>
+          <m:radPr>
+            <m:degHide m:val="1"/>
+          </m:radPr>
+          <m:deg/>
+          <m:e>
+            <m:sSup>
+              <m:e>
+                <m:r>
+                  <m:t xml:space="preserve">d</m:t>
+                </m:r>
+              </m:e>
+              <m:sup>
+                <m:r>
+                  <m:t xml:space="preserve">2</m:t>
+                </m:r>
+              </m:sup>
+            </m:sSup>
+            <m:r>
+              <m:t xml:space="preserve">−</m:t>
+            </m:r>
+            <m:sSup>
+              <m:e>
+                <m:r>
+                  <m:t xml:space="preserve">(</m:t>
+                </m:r>
+                <m:r>
+                  <m:t xml:space="preserve">R</m:t>
+                </m:r>
+                <m:r>
+                  <m:t xml:space="preserve">−</m:t>
+                </m:r>
+                <m:r>
+                  <m:t xml:space="preserve">r</m:t>
+                </m:r>
+                <m:r>
+                  <m:t xml:space="preserve">)</m:t>
+                </m:r>
+              </m:e>
+              <m:sup>
+                <m:r>
+                  <m:t xml:space="preserve">2</m:t>
+                </m:r>
+              </m:sup>
+            </m:sSup>
+          </m:e>
+        </m:rad>
+      </m:oMath>
+      <w:r>
+        <w:rPr>
+          <w:rFonts w:ascii="Calibri" w:hAnsi="Calibri" w:eastAsia="微軟正黑體"/>
+          <w:sz w:val="24"/>
+          <w:szCs w:val="24"/>
+        </w:rPr>
+        <w:t xml:space="preserve">；內公切線長 </w:t>
+      </w:r>
+      <m:oMath>
+        <m:r>
+          <m:t xml:space="preserve">L</m:t>
+        </m:r>
+        <m:r>
+          <m:t xml:space="preserve">=</m:t>
+        </m:r>
+        <m:rad>
+          <m:radPr>
+            <m:degHide m:val="1"/>
+          </m:radPr>
+          <m:deg/>
+          <m:e>
+            <m:sSup>
+              <m:e>
+                <m:r>
+                  <m:t xml:space="preserve">d</m:t>
+                </m:r>
+              </m:e>
+              <m:sup>
+                <m:r>
+                  <m:t xml:space="preserve">2</m:t>
+                </m:r>
+              </m:sup>
+            </m:sSup>
+            <m:r>
+              <m:t xml:space="preserve">−</m:t>
+            </m:r>
+            <m:sSup>
+              <m:e>
+                <m:r>
+                  <m:t xml:space="preserve">(</m:t>
+                </m:r>
+                <m:r>
+                  <m:t xml:space="preserve">R</m:t>
+                </m:r>
+                <m:r>
+                  <m:t xml:space="preserve">+</m:t>
+                </m:r>
+                <m:r>
+                  <m:t xml:space="preserve">r</m:t>
+                </m:r>
+                <m:r>
+                  <m:t xml:space="preserve">)</m:t>
+                </m:r>
+              </m:e>
+              <m:sup>
+                <m:r>
+                  <m:t xml:space="preserve">2</m:t>
+                </m:r>
+              </m:sup>
+            </m:sSup>
+          </m:e>
+        </m:rad>
+      </m:oMath>
+      <w:r>
+        <w:rPr>
+          <w:rFonts w:ascii="Calibri" w:hAnsi="Calibri" w:eastAsia="微軟正黑體"/>
+          <w:sz w:val="24"/>
+          <w:szCs w:val="24"/>
+        </w:rPr>
+        <w:t xml:space="preserve">（只喺兩圓外離，即 d＞R+r 時先有）。</w:t>
+      </w:r>
+    </w:p>
+    <w:p>
+      <w:pPr>
+        <w:keepNext/>
+        <w:spacing w:line="360" w:lineRule="auto" w:after="80"/>
+        <w:jc w:val="left"/>
+      </w:pPr>
+      <w:r>
+        <w:rPr>
+          <w:rFonts w:ascii="Calibri" w:hAnsi="Calibri" w:eastAsia="微軟正黑體"/>
+          <w:b/>
+          <w:bCs/>
+          <w:sz w:val="28"/>
+          <w:szCs w:val="28"/>
+        </w:rPr>
+        <w:t xml:space="preserve">4-A　套用公式（★★☆）</w:t>
+      </w:r>
+    </w:p>
+    <w:tbl>
+      <w:tblPr>
+        <w:tblW w:w="11338" w:type="dxa"/>
+        <w:tblBorders>
+          <w:top w:val="single" w:sz="4" w:space="0" w:color="000000"/>
+          <w:left w:val="single" w:sz="4" w:space="0" w:color="000000"/>
+          <w:bottom w:val="single" w:sz="4" w:space="0" w:color="000000"/>
+          <w:right w:val="single" w:sz="4" w:space="0" w:color="000000"/>
+        </w:tblBorders>
+        <w:tblLayout w:type="fixed"/>
+      </w:tblPr>
+      <w:tblGrid>
+        <w:gridCol w:w="11338"/>
+      </w:tblGrid>
+      <w:tr>
+        <w:trPr>
+          <w:cantSplit/>
+        </w:trPr>
+        <w:tc>
+          <w:tcPr>
+            <w:tcW w:w="11338" w:type="dxa"/>
+            <w:tcMar>
+              <w:top w:w="80" w:type="dxa"/>
+              <w:left w:w="120" w:type="dxa"/>
+              <w:bottom w:w="80" w:type="dxa"/>
+              <w:right w:w="120" w:type="dxa"/>
+            </w:tcMar>
+          </w:tcPr>
+          <w:p>
+            <w:pPr>
+              <w:spacing w:line="360" w:lineRule="auto" w:after="80"/>
+              <w:jc w:val="left"/>
+            </w:pPr>
+            <w:r>
+              <w:rPr>
+                <w:rFonts w:ascii="Calibri" w:hAnsi="Calibri" w:eastAsia="微軟正黑體"/>
+                <w:sz w:val="24"/>
+                <w:szCs w:val="24"/>
+              </w:rPr>
+              <w:t xml:space="preserve">9．兩圓半徑 R=13、r=4，圓心距 d=15，求外公切線的長度。</w:t>
+            </w:r>
+          </w:p>
+          <w:p>
+            <w:pPr>
+              <w:spacing w:line="360" w:lineRule="auto" w:before="120" w:after="0"/>
+              <w:pBdr>
+                <w:bottom w:val="single" w:sz="5" w:space="4" w:color="AAAAAA"/>
+              </w:pBdr>
+            </w:pPr>
+            <w:r>
+              <w:rPr>
+                <w:sz w:val="32"/>
+                <w:szCs w:val="32"/>
+              </w:rPr>
+              <w:t xml:space="preserve"> </w:t>
+            </w:r>
+          </w:p>
+          <w:p>
+            <w:pPr>
+              <w:spacing w:line="360" w:lineRule="auto" w:before="120" w:after="0"/>
+              <w:pBdr>
+                <w:bottom w:val="single" w:sz="5" w:space="4" w:color="AAAAAA"/>
+              </w:pBdr>
+            </w:pPr>
+            <w:r>
+              <w:rPr>
+                <w:sz w:val="32"/>
+                <w:szCs w:val="32"/>
+              </w:rPr>
+              <w:t xml:space="preserve"> </w:t>
+            </w:r>
+          </w:p>
+          <w:p>
+            <w:pPr>
+              <w:spacing w:line="360" w:lineRule="auto" w:before="120" w:after="0"/>
+              <w:pBdr>
+                <w:bottom w:val="single" w:sz="5" w:space="4" w:color="AAAAAA"/>
+              </w:pBdr>
+            </w:pPr>
+            <w:r>
+              <w:rPr>
+                <w:sz w:val="32"/>
+                <w:szCs w:val="32"/>
+              </w:rPr>
+              <w:t xml:space="preserve"> </w:t>
+            </w:r>
+          </w:p>
+        </w:tc>
+      </w:tr>
+    </w:tbl>
+    <w:p>
+      <w:pPr>
+        <w:spacing w:line="360" w:lineRule="auto"/>
+      </w:pPr>
+    </w:p>
+    <w:p>
+      <w:pPr>
+        <w:keepNext/>
+        <w:spacing w:line="360" w:lineRule="auto" w:after="80"/>
+        <w:jc w:val="left"/>
+      </w:pPr>
+      <w:r>
+        <w:rPr>
+          <w:rFonts w:ascii="Calibri" w:hAnsi="Calibri" w:eastAsia="微軟正黑體"/>
+          <w:b/>
+          <w:bCs/>
+          <w:sz w:val="28"/>
+          <w:szCs w:val="28"/>
+        </w:rPr>
+        <w:t xml:space="preserve">4-B　綜合運用（★★★）</w:t>
+      </w:r>
+    </w:p>
+    <w:tbl>
+      <w:tblPr>
+        <w:tblW w:w="11338" w:type="dxa"/>
+        <w:tblBorders>
+          <w:top w:val="single" w:sz="4" w:space="0" w:color="000000"/>
+          <w:left w:val="single" w:sz="4" w:space="0" w:color="000000"/>
+          <w:bottom w:val="single" w:sz="4" w:space="0" w:color="000000"/>
+          <w:right w:val="single" w:sz="4" w:space="0" w:color="000000"/>
+        </w:tblBorders>
+        <w:tblLayout w:type="fixed"/>
+      </w:tblPr>
+      <w:tblGrid>
+        <w:gridCol w:w="11338"/>
+      </w:tblGrid>
+      <w:tr>
+        <w:trPr>
+          <w:cantSplit/>
+        </w:trPr>
+        <w:tc>
+          <w:tcPr>
+            <w:tcW w:w="11338" w:type="dxa"/>
+            <w:tcMar>
+              <w:top w:w="80" w:type="dxa"/>
+              <w:left w:w="120" w:type="dxa"/>
+              <w:bottom w:w="80" w:type="dxa"/>
+              <w:right w:w="120" w:type="dxa"/>
+            </w:tcMar>
+          </w:tcPr>
+          <w:p>
+            <w:pPr>
+              <w:spacing w:line="360" w:lineRule="auto" w:after="80"/>
+              <w:jc w:val="left"/>
+            </w:pPr>
+            <w:r>
+              <w:rPr>
+                <w:rFonts w:ascii="Calibri" w:hAnsi="Calibri" w:eastAsia="微軟正黑體"/>
+                <w:sz w:val="24"/>
+                <w:szCs w:val="24"/>
+              </w:rPr>
+              <w:t xml:space="preserve">10．兩圓半徑 R=11、r=4，圓心距 d=25。（1）判斷兩圓的位置關係；（2）求外公切線的長度；（3）求內公切線的長度。</w:t>
+            </w:r>
+          </w:p>
+          <w:p>
+            <w:pPr>
+              <w:spacing w:line="360" w:lineRule="auto" w:before="120" w:after="0"/>
+              <w:pBdr>
+                <w:bottom w:val="single" w:sz="5" w:space="4" w:color="AAAAAA"/>
+              </w:pBdr>
+            </w:pPr>
+            <w:r>
+              <w:rPr>
+                <w:sz w:val="32"/>
+                <w:szCs w:val="32"/>
+              </w:rPr>
+              <w:t xml:space="preserve"> </w:t>
+            </w:r>
+          </w:p>
+          <w:p>
+            <w:pPr>
+              <w:spacing w:line="360" w:lineRule="auto" w:before="120" w:after="0"/>
+              <w:pBdr>
+                <w:bottom w:val="single" w:sz="5" w:space="4" w:color="AAAAAA"/>
+              </w:pBdr>
+            </w:pPr>
+            <w:r>
+              <w:rPr>
+                <w:sz w:val="32"/>
+                <w:szCs w:val="32"/>
+              </w:rPr>
+              <w:t xml:space="preserve"> </w:t>
+            </w:r>
+          </w:p>
+          <w:p>
+            <w:pPr>
+              <w:spacing w:line="360" w:lineRule="auto" w:before="120" w:after="0"/>
+              <w:pBdr>
+                <w:bottom w:val="single" w:sz="5" w:space="4" w:color="AAAAAA"/>
+              </w:pBdr>
+            </w:pPr>
+            <w:r>
+              <w:rPr>
+                <w:sz w:val="32"/>
+                <w:szCs w:val="32"/>
+              </w:rPr>
+              <w:t xml:space="preserve"> </w:t>
+            </w:r>
+          </w:p>
+          <w:p>
+            <w:pPr>
+              <w:spacing w:line="360" w:lineRule="auto" w:before="120" w:after="0"/>
+              <w:pBdr>
+                <w:bottom w:val="single" w:sz="5" w:space="4" w:color="AAAAAA"/>
+              </w:pBdr>
+            </w:pPr>
+            <w:r>
+              <w:rPr>
+                <w:sz w:val="32"/>
+                <w:szCs w:val="32"/>
+              </w:rPr>
+              <w:t xml:space="preserve"> </w:t>
+            </w:r>
+          </w:p>
+          <w:p>
+            <w:pPr>
+              <w:spacing w:line="360" w:lineRule="auto" w:before="120" w:after="0"/>
+              <w:pBdr>
+                <w:bottom w:val="single" w:sz="5" w:space="4" w:color="AAAAAA"/>
+              </w:pBdr>
+            </w:pPr>
+            <w:r>
+              <w:rPr>
+                <w:sz w:val="32"/>
+                <w:szCs w:val="32"/>
+              </w:rPr>
+              <w:t xml:space="preserve"> </w:t>
+            </w:r>
+          </w:p>
+          <w:p>
+            <w:pPr>
+              <w:spacing w:line="360" w:lineRule="auto" w:before="120" w:after="0"/>
+              <w:pBdr>
+                <w:bottom w:val="single" w:sz="5" w:space="4" w:color="AAAAAA"/>
+              </w:pBdr>
+            </w:pPr>
+            <w:r>
+              <w:rPr>
+                <w:sz w:val="32"/>
+                <w:szCs w:val="32"/>
+              </w:rPr>
+              <w:t xml:space="preserve"> </w:t>
+            </w:r>
+          </w:p>
+        </w:tc>
+      </w:tr>
+    </w:tbl>
+    <w:p>
+      <w:pPr>
+        <w:spacing w:line="360" w:lineRule="auto"/>
+      </w:pPr>
+      <w:r>
+        <w:br w:type="page"/>
+      </w:r>
+    </w:p>
+    <w:p>
+      <w:pPr>
+        <w:spacing w:line="360" w:lineRule="auto" w:after="80"/>
+        <w:jc w:val="left"/>
+      </w:pPr>
+      <w:r>
+        <w:rPr>
+          <w:rFonts w:ascii="Calibri" w:hAnsi="Calibri" w:eastAsia="微軟正黑體"/>
+          <w:b/>
+          <w:bCs/>
+          <w:sz w:val="28"/>
+          <w:szCs w:val="28"/>
+        </w:rPr>
         <w:t xml:space="preserve">參考答案（教師用）</w:t>
       </w:r>
     </w:p>
@@ -1151,6 +1577,537 @@
           <w:szCs w:val="24"/>
         </w:rPr>
         <w:t xml:space="preserve">8．(1) 外切 d = R+r = 2+3 = 5　(2) 內切 d = R−r = 3−2 = 1。</w:t>
+      </w:r>
+    </w:p>
+    <w:p>
+      <w:pPr>
+        <w:keepNext/>
+        <w:spacing w:line="360" w:lineRule="auto" w:after="80"/>
+        <w:jc w:val="left"/>
+      </w:pPr>
+      <w:r>
+        <w:rPr>
+          <w:rFonts w:ascii="Calibri" w:hAnsi="Calibri" w:eastAsia="微軟正黑體"/>
+          <w:b/>
+          <w:bCs/>
+          <w:sz w:val="28"/>
+          <w:szCs w:val="28"/>
+        </w:rPr>
+        <w:t xml:space="preserve">公切線長度（第 9～10 題）</w:t>
+      </w:r>
+    </w:p>
+    <w:p>
+      <w:pPr>
+        <w:spacing w:line="360" w:lineRule="auto" w:after="80"/>
+        <w:jc w:val="left"/>
+      </w:pPr>
+      <w:r>
+        <w:rPr>
+          <w:rFonts w:ascii="Calibri" w:hAnsi="Calibri" w:eastAsia="微軟正黑體"/>
+          <w:sz w:val="24"/>
+          <w:szCs w:val="24"/>
+        </w:rPr>
+        <w:t xml:space="preserve">9．</w:t>
+      </w:r>
+      <m:oMath>
+        <m:r>
+          <m:t xml:space="preserve">R</m:t>
+        </m:r>
+        <m:r>
+          <m:t xml:space="preserve">−</m:t>
+        </m:r>
+        <m:r>
+          <m:t xml:space="preserve">r</m:t>
+        </m:r>
+        <m:r>
+          <m:t xml:space="preserve">=</m:t>
+        </m:r>
+        <m:r>
+          <m:t xml:space="preserve">13</m:t>
+        </m:r>
+        <m:r>
+          <m:t xml:space="preserve">−</m:t>
+        </m:r>
+        <m:r>
+          <m:t xml:space="preserve">4</m:t>
+        </m:r>
+        <m:r>
+          <m:t xml:space="preserve">=</m:t>
+        </m:r>
+        <m:r>
+          <m:t xml:space="preserve">9</m:t>
+        </m:r>
+      </m:oMath>
+      <w:r>
+        <w:rPr>
+          <w:rFonts w:ascii="Calibri" w:hAnsi="Calibri" w:eastAsia="微軟正黑體"/>
+          <w:sz w:val="24"/>
+          <w:szCs w:val="24"/>
+        </w:rPr>
+        <w:t xml:space="preserve">；</w:t>
+      </w:r>
+      <m:oMath>
+        <m:sSup>
+          <m:e>
+            <m:r>
+              <m:t xml:space="preserve">L</m:t>
+            </m:r>
+          </m:e>
+          <m:sup>
+            <m:r>
+              <m:t xml:space="preserve">2</m:t>
+            </m:r>
+          </m:sup>
+        </m:sSup>
+        <m:r>
+          <m:t xml:space="preserve">=</m:t>
+        </m:r>
+        <m:sSup>
+          <m:e>
+            <m:r>
+              <m:t xml:space="preserve">d</m:t>
+            </m:r>
+          </m:e>
+          <m:sup>
+            <m:r>
+              <m:t xml:space="preserve">2</m:t>
+            </m:r>
+          </m:sup>
+        </m:sSup>
+        <m:r>
+          <m:t xml:space="preserve">−</m:t>
+        </m:r>
+        <m:sSup>
+          <m:e>
+            <m:r>
+              <m:t xml:space="preserve">(</m:t>
+            </m:r>
+            <m:r>
+              <m:t xml:space="preserve">R</m:t>
+            </m:r>
+            <m:r>
+              <m:t xml:space="preserve">−</m:t>
+            </m:r>
+            <m:r>
+              <m:t xml:space="preserve">r</m:t>
+            </m:r>
+            <m:r>
+              <m:t xml:space="preserve">)</m:t>
+            </m:r>
+          </m:e>
+          <m:sup>
+            <m:r>
+              <m:t xml:space="preserve">2</m:t>
+            </m:r>
+          </m:sup>
+        </m:sSup>
+        <m:r>
+          <m:t xml:space="preserve">=</m:t>
+        </m:r>
+        <m:sSup>
+          <m:e>
+            <m:r>
+              <m:t xml:space="preserve">15</m:t>
+            </m:r>
+          </m:e>
+          <m:sup>
+            <m:r>
+              <m:t xml:space="preserve">2</m:t>
+            </m:r>
+          </m:sup>
+        </m:sSup>
+        <m:r>
+          <m:t xml:space="preserve">−</m:t>
+        </m:r>
+        <m:sSup>
+          <m:e>
+            <m:r>
+              <m:t xml:space="preserve">9</m:t>
+            </m:r>
+          </m:e>
+          <m:sup>
+            <m:r>
+              <m:t xml:space="preserve">2</m:t>
+            </m:r>
+          </m:sup>
+        </m:sSup>
+        <m:r>
+          <m:t xml:space="preserve">=</m:t>
+        </m:r>
+        <m:r>
+          <m:t xml:space="preserve">225</m:t>
+        </m:r>
+        <m:r>
+          <m:t xml:space="preserve">−</m:t>
+        </m:r>
+        <m:r>
+          <m:t xml:space="preserve">81</m:t>
+        </m:r>
+        <m:r>
+          <m:t xml:space="preserve">=</m:t>
+        </m:r>
+        <m:r>
+          <m:t xml:space="preserve">144</m:t>
+        </m:r>
+      </m:oMath>
+      <w:r>
+        <w:rPr>
+          <w:rFonts w:ascii="Calibri" w:hAnsi="Calibri" w:eastAsia="微軟正黑體"/>
+          <w:sz w:val="24"/>
+          <w:szCs w:val="24"/>
+        </w:rPr>
+        <w:t xml:space="preserve"> → </w:t>
+      </w:r>
+      <m:oMath>
+        <m:r>
+          <m:t xml:space="preserve">L</m:t>
+        </m:r>
+        <m:r>
+          <m:t xml:space="preserve">=</m:t>
+        </m:r>
+        <m:r>
+          <m:t xml:space="preserve">12</m:t>
+        </m:r>
+      </m:oMath>
+      <w:r>
+        <w:rPr>
+          <w:rFonts w:ascii="Calibri" w:hAnsi="Calibri" w:eastAsia="微軟正黑體"/>
+          <w:sz w:val="24"/>
+          <w:szCs w:val="24"/>
+        </w:rPr>
+        <w:t xml:space="preserve">（外公切線長 12）。</w:t>
+      </w:r>
+    </w:p>
+    <w:p>
+      <w:pPr>
+        <w:spacing w:line="360" w:lineRule="auto" w:after="80"/>
+        <w:jc w:val="left"/>
+      </w:pPr>
+      <w:r>
+        <w:rPr>
+          <w:rFonts w:ascii="Calibri" w:hAnsi="Calibri" w:eastAsia="微軟正黑體"/>
+          <w:sz w:val="24"/>
+          <w:szCs w:val="24"/>
+        </w:rPr>
+        <w:t xml:space="preserve">10．(1) </w:t>
+      </w:r>
+      <m:oMath>
+        <m:r>
+          <m:t xml:space="preserve">R</m:t>
+        </m:r>
+        <m:r>
+          <m:t xml:space="preserve">+</m:t>
+        </m:r>
+        <m:r>
+          <m:t xml:space="preserve">r</m:t>
+        </m:r>
+        <m:r>
+          <m:t xml:space="preserve">=</m:t>
+        </m:r>
+        <m:r>
+          <m:t xml:space="preserve">11</m:t>
+        </m:r>
+        <m:r>
+          <m:t xml:space="preserve">+</m:t>
+        </m:r>
+        <m:r>
+          <m:t xml:space="preserve">4</m:t>
+        </m:r>
+        <m:r>
+          <m:t xml:space="preserve">=</m:t>
+        </m:r>
+        <m:r>
+          <m:t xml:space="preserve">15</m:t>
+        </m:r>
+      </m:oMath>
+      <w:r>
+        <w:rPr>
+          <w:rFonts w:ascii="Calibri" w:hAnsi="Calibri" w:eastAsia="微軟正黑體"/>
+          <w:sz w:val="24"/>
+          <w:szCs w:val="24"/>
+        </w:rPr>
+        <w:t xml:space="preserve">，</w:t>
+      </w:r>
+      <m:oMath>
+        <m:r>
+          <m:t xml:space="preserve">d</m:t>
+        </m:r>
+        <m:r>
+          <m:t xml:space="preserve">=</m:t>
+        </m:r>
+        <m:r>
+          <m:t xml:space="preserve">25</m:t>
+        </m:r>
+      </m:oMath>
+      <w:r>
+        <w:rPr>
+          <w:rFonts w:ascii="Calibri" w:hAnsi="Calibri" w:eastAsia="微軟正黑體"/>
+          <w:sz w:val="24"/>
+          <w:szCs w:val="24"/>
+        </w:rPr>
+        <w:t xml:space="preserve">＞15 → 兩圓外離（外、內公切線都存在）。(2) 外公切線：</w:t>
+      </w:r>
+      <m:oMath>
+        <m:sSup>
+          <m:e>
+            <m:r>
+              <m:t xml:space="preserve">L</m:t>
+            </m:r>
+          </m:e>
+          <m:sup>
+            <m:r>
+              <m:t xml:space="preserve">2</m:t>
+            </m:r>
+          </m:sup>
+        </m:sSup>
+        <m:r>
+          <m:t xml:space="preserve">=</m:t>
+        </m:r>
+        <m:sSup>
+          <m:e>
+            <m:r>
+              <m:t xml:space="preserve">d</m:t>
+            </m:r>
+          </m:e>
+          <m:sup>
+            <m:r>
+              <m:t xml:space="preserve">2</m:t>
+            </m:r>
+          </m:sup>
+        </m:sSup>
+        <m:r>
+          <m:t xml:space="preserve">−</m:t>
+        </m:r>
+        <m:sSup>
+          <m:e>
+            <m:r>
+              <m:t xml:space="preserve">(</m:t>
+            </m:r>
+            <m:r>
+              <m:t xml:space="preserve">R</m:t>
+            </m:r>
+            <m:r>
+              <m:t xml:space="preserve">−</m:t>
+            </m:r>
+            <m:r>
+              <m:t xml:space="preserve">r</m:t>
+            </m:r>
+            <m:r>
+              <m:t xml:space="preserve">)</m:t>
+            </m:r>
+          </m:e>
+          <m:sup>
+            <m:r>
+              <m:t xml:space="preserve">2</m:t>
+            </m:r>
+          </m:sup>
+        </m:sSup>
+        <m:r>
+          <m:t xml:space="preserve">=</m:t>
+        </m:r>
+        <m:sSup>
+          <m:e>
+            <m:r>
+              <m:t xml:space="preserve">25</m:t>
+            </m:r>
+          </m:e>
+          <m:sup>
+            <m:r>
+              <m:t xml:space="preserve">2</m:t>
+            </m:r>
+          </m:sup>
+        </m:sSup>
+        <m:r>
+          <m:t xml:space="preserve">−</m:t>
+        </m:r>
+        <m:sSup>
+          <m:e>
+            <m:r>
+              <m:t xml:space="preserve">7</m:t>
+            </m:r>
+          </m:e>
+          <m:sup>
+            <m:r>
+              <m:t xml:space="preserve">2</m:t>
+            </m:r>
+          </m:sup>
+        </m:sSup>
+        <m:r>
+          <m:t xml:space="preserve">=</m:t>
+        </m:r>
+        <m:r>
+          <m:t xml:space="preserve">625</m:t>
+        </m:r>
+        <m:r>
+          <m:t xml:space="preserve">−</m:t>
+        </m:r>
+        <m:r>
+          <m:t xml:space="preserve">49</m:t>
+        </m:r>
+        <m:r>
+          <m:t xml:space="preserve">=</m:t>
+        </m:r>
+        <m:r>
+          <m:t xml:space="preserve">576</m:t>
+        </m:r>
+      </m:oMath>
+      <w:r>
+        <w:rPr>
+          <w:rFonts w:ascii="Calibri" w:hAnsi="Calibri" w:eastAsia="微軟正黑體"/>
+          <w:sz w:val="24"/>
+          <w:szCs w:val="24"/>
+        </w:rPr>
+        <w:t xml:space="preserve"> → </w:t>
+      </w:r>
+      <m:oMath>
+        <m:r>
+          <m:t xml:space="preserve">L</m:t>
+        </m:r>
+        <m:r>
+          <m:t xml:space="preserve">=</m:t>
+        </m:r>
+        <m:r>
+          <m:t xml:space="preserve">24</m:t>
+        </m:r>
+      </m:oMath>
+      <w:r>
+        <w:rPr>
+          <w:rFonts w:ascii="Calibri" w:hAnsi="Calibri" w:eastAsia="微軟正黑體"/>
+          <w:sz w:val="24"/>
+          <w:szCs w:val="24"/>
+        </w:rPr>
+        <w:t xml:space="preserve">。(3) 內公切線：</w:t>
+      </w:r>
+      <m:oMath>
+        <m:sSup>
+          <m:e>
+            <m:r>
+              <m:t xml:space="preserve">L</m:t>
+            </m:r>
+          </m:e>
+          <m:sup>
+            <m:r>
+              <m:t xml:space="preserve">2</m:t>
+            </m:r>
+          </m:sup>
+        </m:sSup>
+        <m:r>
+          <m:t xml:space="preserve">=</m:t>
+        </m:r>
+        <m:sSup>
+          <m:e>
+            <m:r>
+              <m:t xml:space="preserve">d</m:t>
+            </m:r>
+          </m:e>
+          <m:sup>
+            <m:r>
+              <m:t xml:space="preserve">2</m:t>
+            </m:r>
+          </m:sup>
+        </m:sSup>
+        <m:r>
+          <m:t xml:space="preserve">−</m:t>
+        </m:r>
+        <m:sSup>
+          <m:e>
+            <m:r>
+              <m:t xml:space="preserve">(</m:t>
+            </m:r>
+            <m:r>
+              <m:t xml:space="preserve">R</m:t>
+            </m:r>
+            <m:r>
+              <m:t xml:space="preserve">+</m:t>
+            </m:r>
+            <m:r>
+              <m:t xml:space="preserve">r</m:t>
+            </m:r>
+            <m:r>
+              <m:t xml:space="preserve">)</m:t>
+            </m:r>
+          </m:e>
+          <m:sup>
+            <m:r>
+              <m:t xml:space="preserve">2</m:t>
+            </m:r>
+          </m:sup>
+        </m:sSup>
+        <m:r>
+          <m:t xml:space="preserve">=</m:t>
+        </m:r>
+        <m:sSup>
+          <m:e>
+            <m:r>
+              <m:t xml:space="preserve">25</m:t>
+            </m:r>
+          </m:e>
+          <m:sup>
+            <m:r>
+              <m:t xml:space="preserve">2</m:t>
+            </m:r>
+          </m:sup>
+        </m:sSup>
+        <m:r>
+          <m:t xml:space="preserve">−</m:t>
+        </m:r>
+        <m:sSup>
+          <m:e>
+            <m:r>
+              <m:t xml:space="preserve">15</m:t>
+            </m:r>
+          </m:e>
+          <m:sup>
+            <m:r>
+              <m:t xml:space="preserve">2</m:t>
+            </m:r>
+          </m:sup>
+        </m:sSup>
+        <m:r>
+          <m:t xml:space="preserve">=</m:t>
+        </m:r>
+        <m:r>
+          <m:t xml:space="preserve">625</m:t>
+        </m:r>
+        <m:r>
+          <m:t xml:space="preserve">−</m:t>
+        </m:r>
+        <m:r>
+          <m:t xml:space="preserve">225</m:t>
+        </m:r>
+        <m:r>
+          <m:t xml:space="preserve">=</m:t>
+        </m:r>
+        <m:r>
+          <m:t xml:space="preserve">400</m:t>
+        </m:r>
+      </m:oMath>
+      <w:r>
+        <w:rPr>
+          <w:rFonts w:ascii="Calibri" w:hAnsi="Calibri" w:eastAsia="微軟正黑體"/>
+          <w:sz w:val="24"/>
+          <w:szCs w:val="24"/>
+        </w:rPr>
+        <w:t xml:space="preserve"> → </w:t>
+      </w:r>
+      <m:oMath>
+        <m:r>
+          <m:t xml:space="preserve">L</m:t>
+        </m:r>
+        <m:r>
+          <m:t xml:space="preserve">=</m:t>
+        </m:r>
+        <m:r>
+          <m:t xml:space="preserve">20</m:t>
+        </m:r>
+      </m:oMath>
+      <w:r>
+        <w:rPr>
+          <w:rFonts w:ascii="Calibri" w:hAnsi="Calibri" w:eastAsia="微軟正黑體"/>
+          <w:sz w:val="24"/>
+          <w:szCs w:val="24"/>
+        </w:rPr>
+        <w:t xml:space="preserve">。</w:t>
       </w:r>
     </w:p>
     <w:sectPr>
